--- a/examples/multivariate/doc/06-materialize-windows-mv.docx
+++ b/examples/multivariate/doc/06-materialize-windows-mv.docx
@@ -935,7 +935,7 @@
         <w:rPr>
           <w:rStyle w:val="VerbatimChar"/>
         </w:rPr>
-        <w:t xml:space="preserve">##   y_t6 y_t5 y_t4 y_t3 y_t2 y_t1 y_t0 x1_t6 x1_t5 x1_t4 x1_t3 x1_t2 x1_t1 x1_t0 x2_t6 x2_t5 x2_t4 x2_t3 x2_t2 x2_t1</w:t>
+        <w:t xml:space="preserve">##   y_t6 y_t5 y_t4 y_t3 y_t2 y_t1 y_t0 x1_t6 x1_t5 x1_t4 x1_t3 x1_t2 x1_t1 x1_t0 x2_t6 x2_t5 x2_t4 x2_t3 x2_t2 x2_t1 x2_t0</w:t>
       </w:r>
       <w:r>
         <w:br/>
@@ -944,7 +944,7 @@
         <w:rPr>
           <w:rStyle w:val="VerbatimChar"/>
         </w:rPr>
-        <w:t xml:space="preserve">## 1  797  777  797  757  707  730  818     4     5     6     7     1     2     3     0     0     0     1     1     0</w:t>
+        <w:t xml:space="preserve">## 1  797  777  797  757  707  730  818     4     5     6     7     1     2     3     0     0     0     1     1     0     0</w:t>
       </w:r>
       <w:r>
         <w:br/>
@@ -953,7 +953,7 @@
         <w:rPr>
           <w:rStyle w:val="VerbatimChar"/>
         </w:rPr>
-        <w:t xml:space="preserve">## 2  777  797  757  707  730  818  818     5     6     7     1     2     3     4     0     0     1     1     0     0</w:t>
+        <w:t xml:space="preserve">## 2  777  797  757  707  730  818  818     5     6     7     1     2     3     4     0     0     1     1     0     0     0</w:t>
       </w:r>
       <w:r>
         <w:br/>
@@ -962,43 +962,7 @@
         <w:rPr>
           <w:rStyle w:val="VerbatimChar"/>
         </w:rPr>
-        <w:t xml:space="preserve">## 3  797  757  707  730  818  818  803     6     7     1     2     3     4     5     0     1     1     0     0     0</w:t>
-      </w:r>
-      <w:r>
-        <w:br/>
-      </w:r>
-      <w:r>
-        <w:rPr>
-          <w:rStyle w:val="VerbatimChar"/>
-        </w:rPr>
-        <w:t xml:space="preserve">##   x2_t0</w:t>
-      </w:r>
-      <w:r>
-        <w:br/>
-      </w:r>
-      <w:r>
-        <w:rPr>
-          <w:rStyle w:val="VerbatimChar"/>
-        </w:rPr>
-        <w:t xml:space="preserve">## 1     0</w:t>
-      </w:r>
-      <w:r>
-        <w:br/>
-      </w:r>
-      <w:r>
-        <w:rPr>
-          <w:rStyle w:val="VerbatimChar"/>
-        </w:rPr>
-        <w:t xml:space="preserve">## 2     0</w:t>
-      </w:r>
-      <w:r>
-        <w:br/>
-      </w:r>
-      <w:r>
-        <w:rPr>
-          <w:rStyle w:val="VerbatimChar"/>
-        </w:rPr>
-        <w:t xml:space="preserve">## 3     0</w:t>
+        <w:t xml:space="preserve">## 3  797  757  707  730  818  818  803     6     7     1     2     3     4     5     0     1     1     0     0     0     0</w:t>
       </w:r>
     </w:p>
     <w:p>
@@ -1034,7 +998,7 @@
         <w:rPr>
           <w:rStyle w:val="VerbatimChar"/>
         </w:rPr>
-        <w:t xml:space="preserve">##  [1] "y_t6"  "y_t5"  "y_t4"  "y_t3"  "y_t2"  "y_t1"  "y_t0"  "x1_t6" "x1_t5" "x1_t4" "x1_t3" "x1_t2" "x1_t1" "x1_t0"</w:t>
+        <w:t xml:space="preserve">##  [1] "y_t6"  "y_t5"  "y_t4"  "y_t3"  "y_t2"  "y_t1"  "y_t0"  "x1_t6" "x1_t5" "x1_t4" "x1_t3" "x1_t2" "x1_t1" "x1_t0" "x2_t6" "x2_t5" "x2_t4"</w:t>
       </w:r>
       <w:r>
         <w:br/>
@@ -1043,7 +1007,7 @@
         <w:rPr>
           <w:rStyle w:val="VerbatimChar"/>
         </w:rPr>
-        <w:t xml:space="preserve">## [15] "x2_t6" "x2_t5" "x2_t4" "x2_t3" "x2_t2" "x2_t1" "x2_t0"</w:t>
+        <w:t xml:space="preserve">## [18] "x2_t3" "x2_t2" "x2_t1" "x2_t0"</w:t>
       </w:r>
     </w:p>
     <w:p>
@@ -1634,7 +1598,7 @@
         <w:rPr>
           <w:rStyle w:val="VerbatimChar"/>
         </w:rPr>
-        <w:t xml:space="preserve">##       y_t6     y_t5     y_t4     y_t3     y_t2     y_t1     y_t0 x1_t6 x1_t5 x1_t4 x1_t3 x1_t2 x1_t1 x1_t0 x2_t6 x2_t5</w:t>
+        <w:t xml:space="preserve">##       y_t6     y_t5     y_t4     y_t3     y_t2     y_t1     y_t0 x1_t6 x1_t5 x1_t4 x1_t3 x1_t2 x1_t1 x1_t0 x2_t6 x2_t5 x2_t4 x2_t3 x2_t2 x2_t1</w:t>
       </w:r>
       <w:r>
         <w:br/>
@@ -1643,7 +1607,7 @@
         <w:rPr>
           <w:rStyle w:val="VerbatimChar"/>
         </w:rPr>
-        <w:t xml:space="preserve">## 1       NA       NA 790.3333 777.0000 753.6667 731.3333 751.6667     4     5     6     7     1     2     3     0     0</w:t>
+        <w:t xml:space="preserve">## 1       NA       NA 790.3333 777.0000 753.6667 731.3333 751.6667     4     5     6     7     1     2     3     0     0     0     1     1     0</w:t>
       </w:r>
       <w:r>
         <w:br/>
@@ -1652,7 +1616,7 @@
         <w:rPr>
           <w:rStyle w:val="VerbatimChar"/>
         </w:rPr>
-        <w:t xml:space="preserve">## 2       NA 790.3333 777.0000 753.6667 731.3333 751.6667 788.6667     5     6     7     1     2     3     4     0     0</w:t>
+        <w:t xml:space="preserve">## 2       NA 790.3333 777.0000 753.6667 731.3333 751.6667 788.6667     5     6     7     1     2     3     4     0     0     1     1     0     0</w:t>
       </w:r>
       <w:r>
         <w:br/>
@@ -1661,7 +1625,7 @@
         <w:rPr>
           <w:rStyle w:val="VerbatimChar"/>
         </w:rPr>
-        <w:t xml:space="preserve">## 3 790.3333 777.0000 753.6667 731.3333 751.6667 788.6667 813.0000     6     7     1     2     3     4     5     0     1</w:t>
+        <w:t xml:space="preserve">## 3 790.3333 777.0000 753.6667 731.3333 751.6667 788.6667 813.0000     6     7     1     2     3     4     5     0     1     1     0     0     0</w:t>
       </w:r>
       <w:r>
         <w:br/>
@@ -1670,7 +1634,7 @@
         <w:rPr>
           <w:rStyle w:val="VerbatimChar"/>
         </w:rPr>
-        <w:t xml:space="preserve">##   x2_t4 x2_t3 x2_t2 x2_t1 x2_t0</w:t>
+        <w:t xml:space="preserve">##   x2_t0</w:t>
       </w:r>
       <w:r>
         <w:br/>
@@ -1679,7 +1643,7 @@
         <w:rPr>
           <w:rStyle w:val="VerbatimChar"/>
         </w:rPr>
-        <w:t xml:space="preserve">## 1     0     1     1     0     0</w:t>
+        <w:t xml:space="preserve">## 1     0</w:t>
       </w:r>
       <w:r>
         <w:br/>
@@ -1688,7 +1652,7 @@
         <w:rPr>
           <w:rStyle w:val="VerbatimChar"/>
         </w:rPr>
-        <w:t xml:space="preserve">## 2     1     1     0     0     0</w:t>
+        <w:t xml:space="preserve">## 2     0</w:t>
       </w:r>
       <w:r>
         <w:br/>
@@ -1697,7 +1661,7 @@
         <w:rPr>
           <w:rStyle w:val="VerbatimChar"/>
         </w:rPr>
-        <w:t xml:space="preserve">## 3     1     0     0     0     0</w:t>
+        <w:t xml:space="preserve">## 3     0</w:t>
       </w:r>
     </w:p>
     <w:p>

--- a/examples/multivariate/doc/06-materialize-windows-mv.docx
+++ b/examples/multivariate/doc/06-materialize-windows-mv.docx
@@ -998,7 +998,7 @@
         <w:rPr>
           <w:rStyle w:val="VerbatimChar"/>
         </w:rPr>
-        <w:t xml:space="preserve">##  [1] "y_t6"  "y_t5"  "y_t4"  "y_t3"  "y_t2"  "y_t1"  "y_t0"  "x1_t6" "x1_t5" "x1_t4" "x1_t3" "x1_t2" "x1_t1" "x1_t0" "x2_t6" "x2_t5" "x2_t4"</w:t>
+        <w:t xml:space="preserve">##  [1] "y_t6"  "y_t5"  "y_t4"  "y_t3"  "y_t2"  "y_t1"  "y_t0"  "x1_t6" "x1_t5" "x1_t4" "x1_t3" "x1_t2" "x1_t1" "x1_t0" "x2_t6"</w:t>
       </w:r>
       <w:r>
         <w:br/>
@@ -1007,7 +1007,7 @@
         <w:rPr>
           <w:rStyle w:val="VerbatimChar"/>
         </w:rPr>
-        <w:t xml:space="preserve">## [18] "x2_t3" "x2_t2" "x2_t1" "x2_t0"</w:t>
+        <w:t xml:space="preserve">## [16] "x2_t5" "x2_t4" "x2_t3" "x2_t2" "x2_t1" "x2_t0"</w:t>
       </w:r>
     </w:p>
     <w:p>
@@ -1598,7 +1598,7 @@
         <w:rPr>
           <w:rStyle w:val="VerbatimChar"/>
         </w:rPr>
-        <w:t xml:space="preserve">##       y_t6     y_t5     y_t4     y_t3     y_t2     y_t1     y_t0 x1_t6 x1_t5 x1_t4 x1_t3 x1_t2 x1_t1 x1_t0 x2_t6 x2_t5 x2_t4 x2_t3 x2_t2 x2_t1</w:t>
+        <w:t xml:space="preserve">##       y_t6     y_t5     y_t4     y_t3     y_t2     y_t1     y_t0 x1_t6 x1_t5 x1_t4 x1_t3 x1_t2 x1_t1 x1_t0 x2_t6 x2_t5</w:t>
       </w:r>
       <w:r>
         <w:br/>
@@ -1607,7 +1607,7 @@
         <w:rPr>
           <w:rStyle w:val="VerbatimChar"/>
         </w:rPr>
-        <w:t xml:space="preserve">## 1       NA       NA 790.3333 777.0000 753.6667 731.3333 751.6667     4     5     6     7     1     2     3     0     0     0     1     1     0</w:t>
+        <w:t xml:space="preserve">## 1       NA       NA 790.3333 777.0000 753.6667 731.3333 751.6667     4     5     6     7     1     2     3     0     0</w:t>
       </w:r>
       <w:r>
         <w:br/>
@@ -1616,7 +1616,7 @@
         <w:rPr>
           <w:rStyle w:val="VerbatimChar"/>
         </w:rPr>
-        <w:t xml:space="preserve">## 2       NA 790.3333 777.0000 753.6667 731.3333 751.6667 788.6667     5     6     7     1     2     3     4     0     0     1     1     0     0</w:t>
+        <w:t xml:space="preserve">## 2       NA 790.3333 777.0000 753.6667 731.3333 751.6667 788.6667     5     6     7     1     2     3     4     0     0</w:t>
       </w:r>
       <w:r>
         <w:br/>
@@ -1625,7 +1625,7 @@
         <w:rPr>
           <w:rStyle w:val="VerbatimChar"/>
         </w:rPr>
-        <w:t xml:space="preserve">## 3 790.3333 777.0000 753.6667 731.3333 751.6667 788.6667 813.0000     6     7     1     2     3     4     5     0     1     1     0     0     0</w:t>
+        <w:t xml:space="preserve">## 3 790.3333 777.0000 753.6667 731.3333 751.6667 788.6667 813.0000     6     7     1     2     3     4     5     0     1</w:t>
       </w:r>
       <w:r>
         <w:br/>
@@ -1634,7 +1634,7 @@
         <w:rPr>
           <w:rStyle w:val="VerbatimChar"/>
         </w:rPr>
-        <w:t xml:space="preserve">##   x2_t0</w:t>
+        <w:t xml:space="preserve">##   x2_t4 x2_t3 x2_t2 x2_t1 x2_t0</w:t>
       </w:r>
       <w:r>
         <w:br/>
@@ -1643,7 +1643,7 @@
         <w:rPr>
           <w:rStyle w:val="VerbatimChar"/>
         </w:rPr>
-        <w:t xml:space="preserve">## 1     0</w:t>
+        <w:t xml:space="preserve">## 1     0     1     1     0     0</w:t>
       </w:r>
       <w:r>
         <w:br/>
@@ -1652,7 +1652,7 @@
         <w:rPr>
           <w:rStyle w:val="VerbatimChar"/>
         </w:rPr>
-        <w:t xml:space="preserve">## 2     0</w:t>
+        <w:t xml:space="preserve">## 2     1     1     0     0     0</w:t>
       </w:r>
       <w:r>
         <w:br/>
@@ -1661,7 +1661,7 @@
         <w:rPr>
           <w:rStyle w:val="VerbatimChar"/>
         </w:rPr>
-        <w:t xml:space="preserve">## 3     0</w:t>
+        <w:t xml:space="preserve">## 3     1     0     0     0     0</w:t>
       </w:r>
     </w:p>
     <w:p>

--- a/examples/multivariate/doc/06-materialize-windows-mv.docx
+++ b/examples/multivariate/doc/06-materialize-windows-mv.docx
@@ -998,7 +998,7 @@
         <w:rPr>
           <w:rStyle w:val="VerbatimChar"/>
         </w:rPr>
-        <w:t xml:space="preserve">##  [1] "y_t6"  "y_t5"  "y_t4"  "y_t3"  "y_t2"  "y_t1"  "y_t0"  "x1_t6" "x1_t5" "x1_t4" "x1_t3" "x1_t2" "x1_t1" "x1_t0" "x2_t6"</w:t>
+        <w:t xml:space="preserve">##  [1] "y_t6"  "y_t5"  "y_t4"  "y_t3"  "y_t2"  "y_t1"  "y_t0"  "x1_t6" "x1_t5" "x1_t4" "x1_t3" "x1_t2" "x1_t1" "x1_t0" "x2_t6" "x2_t5" "x2_t4" "x2_t3" "x2_t2"</w:t>
       </w:r>
       <w:r>
         <w:br/>
@@ -1007,7 +1007,7 @@
         <w:rPr>
           <w:rStyle w:val="VerbatimChar"/>
         </w:rPr>
-        <w:t xml:space="preserve">## [16] "x2_t5" "x2_t4" "x2_t3" "x2_t2" "x2_t1" "x2_t0"</w:t>
+        <w:t xml:space="preserve">## [20] "x2_t1" "x2_t0"</w:t>
       </w:r>
     </w:p>
     <w:p>
@@ -1598,7 +1598,7 @@
         <w:rPr>
           <w:rStyle w:val="VerbatimChar"/>
         </w:rPr>
-        <w:t xml:space="preserve">##       y_t6     y_t5     y_t4     y_t3     y_t2     y_t1     y_t0 x1_t6 x1_t5 x1_t4 x1_t3 x1_t2 x1_t1 x1_t0 x2_t6 x2_t5</w:t>
+        <w:t xml:space="preserve">##       y_t6     y_t5     y_t4     y_t3     y_t2     y_t1     y_t0 x1_t6 x1_t5 x1_t4 x1_t3 x1_t2 x1_t1 x1_t0 x2_t6 x2_t5 x2_t4 x2_t3 x2_t2 x2_t1 x2_t0</w:t>
       </w:r>
       <w:r>
         <w:br/>
@@ -1607,7 +1607,7 @@
         <w:rPr>
           <w:rStyle w:val="VerbatimChar"/>
         </w:rPr>
-        <w:t xml:space="preserve">## 1       NA       NA 790.3333 777.0000 753.6667 731.3333 751.6667     4     5     6     7     1     2     3     0     0</w:t>
+        <w:t xml:space="preserve">## 1       NA       NA 790.3333 777.0000 753.6667 731.3333 751.6667     4     5     6     7     1     2     3     0     0     0     1     1     0     0</w:t>
       </w:r>
       <w:r>
         <w:br/>
@@ -1616,7 +1616,7 @@
         <w:rPr>
           <w:rStyle w:val="VerbatimChar"/>
         </w:rPr>
-        <w:t xml:space="preserve">## 2       NA 790.3333 777.0000 753.6667 731.3333 751.6667 788.6667     5     6     7     1     2     3     4     0     0</w:t>
+        <w:t xml:space="preserve">## 2       NA 790.3333 777.0000 753.6667 731.3333 751.6667 788.6667     5     6     7     1     2     3     4     0     0     1     1     0     0     0</w:t>
       </w:r>
       <w:r>
         <w:br/>
@@ -1625,43 +1625,7 @@
         <w:rPr>
           <w:rStyle w:val="VerbatimChar"/>
         </w:rPr>
-        <w:t xml:space="preserve">## 3 790.3333 777.0000 753.6667 731.3333 751.6667 788.6667 813.0000     6     7     1     2     3     4     5     0     1</w:t>
-      </w:r>
-      <w:r>
-        <w:br/>
-      </w:r>
-      <w:r>
-        <w:rPr>
-          <w:rStyle w:val="VerbatimChar"/>
-        </w:rPr>
-        <w:t xml:space="preserve">##   x2_t4 x2_t3 x2_t2 x2_t1 x2_t0</w:t>
-      </w:r>
-      <w:r>
-        <w:br/>
-      </w:r>
-      <w:r>
-        <w:rPr>
-          <w:rStyle w:val="VerbatimChar"/>
-        </w:rPr>
-        <w:t xml:space="preserve">## 1     0     1     1     0     0</w:t>
-      </w:r>
-      <w:r>
-        <w:br/>
-      </w:r>
-      <w:r>
-        <w:rPr>
-          <w:rStyle w:val="VerbatimChar"/>
-        </w:rPr>
-        <w:t xml:space="preserve">## 2     1     1     0     0     0</w:t>
-      </w:r>
-      <w:r>
-        <w:br/>
-      </w:r>
-      <w:r>
-        <w:rPr>
-          <w:rStyle w:val="VerbatimChar"/>
-        </w:rPr>
-        <w:t xml:space="preserve">## 3     1     0     0     0     0</w:t>
+        <w:t xml:space="preserve">## 3 790.3333 777.0000 753.6667 731.3333 751.6667 788.6667 813.0000     6     7     1     2     3     4     5     0     1     1     0     0     0     0</w:t>
       </w:r>
     </w:p>
     <w:p>
